--- a/app/templates/risk_assessment/template.docx
+++ b/app/templates/risk_assessment/template.docx
@@ -140,6 +140,11 @@
     <w:p>
       <w:r>
         <w:t>评估主体负责人签字：{{ assessor_signature }}</w:t>
+      </w:r>
+    </w:p>
+    <w:p>
+      <w:r>
+        <w:t>安保负责人审核签名：{{ manager_signature }}</w:t>
       </w:r>
     </w:p>
     <w:sectPr>

--- a/app/templates/risk_assessment/template.docx
+++ b/app/templates/risk_assessment/template.docx
@@ -4,147 +4,297 @@
   <w:body>
     <w:p>
       <w:pPr>
-        <w:pStyle w:val="Title"/>
+        <w:jc w:val="center"/>
       </w:pPr>
       <w:r>
+        <w:rPr>
+          <w:rFonts w:ascii="FZXiaoBiaoSong-B05S" w:hAnsi="FZXiaoBiaoSong-B05S" w:eastAsia="FZXiaoBiaoSong-B05S"/>
+          <w:b/>
+          <w:sz w:val="44"/>
+        </w:rPr>
         <w:t>风险评估报备表</w:t>
       </w:r>
     </w:p>
     <w:p>
       <w:r>
-        <w:t>填报单位（盖章）：{{ reporting_unit }}</w:t>
+        <w:rPr>
+          <w:rFonts w:ascii="FangSong_GB2312" w:hAnsi="FangSong_GB2312" w:eastAsia="FangSong_GB2312"/>
+          <w:b w:val="0"/>
+          <w:sz w:val="21"/>
+        </w:rPr>
+        <w:t>填报单位（盖章）：{{ reporting_unit }}         时间：{{ report_date }}</w:t>
       </w:r>
     </w:p>
     <w:p>
       <w:r>
-        <w:t>填报日期：{{ report_date }}</w:t>
+        <w:rPr>
+          <w:rFonts w:ascii="FangSong_GB2312" w:hAnsi="FangSong_GB2312" w:eastAsia="FangSong_GB2312"/>
+          <w:b w:val="0"/>
+          <w:sz w:val="21"/>
+        </w:rPr>
+        <w:t>联系人：{{ contact_person }}         联系电话：{{ contact_phone }}</w:t>
+      </w:r>
+    </w:p>
+    <w:tbl>
+      <w:tblPr>
+        <w:tblStyle w:val="TableGrid"/>
+        <w:tblW w:type="auto" w:w="0"/>
+        <w:tblLook w:firstColumn="1" w:firstRow="1" w:lastColumn="0" w:lastRow="0" w:noHBand="0" w:noVBand="1" w:val="04A0"/>
+      </w:tblPr>
+      <w:tblGrid>
+        <w:gridCol w:w="4320"/>
+        <w:gridCol w:w="4320"/>
+      </w:tblGrid>
+      <w:tr>
+        <w:tc>
+          <w:tcPr>
+            <w:tcW w:type="dxa" w:w="4320"/>
+          </w:tcPr>
+          <w:p>
+            <w:r>
+              <w:rPr>
+                <w:rFonts w:ascii="KaiTi_GB2312" w:hAnsi="KaiTi_GB2312" w:eastAsia="KaiTi_GB2312"/>
+                <w:b/>
+                <w:sz w:val="21"/>
+              </w:rPr>
+              <w:t>项目名称</w:t>
+            </w:r>
+          </w:p>
+        </w:tc>
+        <w:tc>
+          <w:tcPr>
+            <w:tcW w:type="dxa" w:w="4320"/>
+          </w:tcPr>
+          <w:p>
+            <w:pPr>
+              <w:spacing w:before="0" w:after="0"/>
+            </w:pPr>
+            <w:r>
+              <w:rPr>
+                <w:rFonts w:ascii="FangSong_GB2312" w:hAnsi="FangSong_GB2312" w:eastAsia="FangSong_GB2312"/>
+                <w:b w:val="0"/>
+                <w:sz w:val="21"/>
+              </w:rPr>
+              <w:t>{{ project_name }}</w:t>
+            </w:r>
+          </w:p>
+        </w:tc>
+      </w:tr>
+      <w:tr>
+        <w:tc>
+          <w:tcPr>
+            <w:tcW w:type="dxa" w:w="4320"/>
+          </w:tcPr>
+          <w:p>
+            <w:r>
+              <w:rPr>
+                <w:rFonts w:ascii="KaiTi_GB2312" w:hAnsi="KaiTi_GB2312" w:eastAsia="KaiTi_GB2312"/>
+                <w:b/>
+                <w:sz w:val="21"/>
+              </w:rPr>
+              <w:t>项目</w:t>
+            </w:r>
+          </w:p>
+        </w:tc>
+        <w:tc>
+          <w:tcPr>
+            <w:tcW w:type="dxa" w:w="4320"/>
+          </w:tcPr>
+          <w:p>
+            <w:pPr>
+              <w:spacing w:before="0" w:after="0"/>
+            </w:pPr>
+            <w:r>
+              <w:rPr>
+                <w:rFonts w:ascii="FangSong_GB2312" w:hAnsi="FangSong_GB2312" w:eastAsia="FangSong_GB2312"/>
+                <w:b w:val="0"/>
+                <w:sz w:val="21"/>
+              </w:rPr>
+              <w:t>重大活动    {{ activity_type }}</w:t>
+            </w:r>
+          </w:p>
+        </w:tc>
+      </w:tr>
+      <w:tr>
+        <w:tc>
+          <w:tcPr>
+            <w:tcW w:type="dxa" w:w="4320"/>
+          </w:tcPr>
+          <w:p>
+            <w:r>
+              <w:rPr>
+                <w:rFonts w:ascii="KaiTi_GB2312" w:hAnsi="KaiTi_GB2312" w:eastAsia="KaiTi_GB2312"/>
+                <w:b/>
+                <w:sz w:val="21"/>
+              </w:rPr>
+              <w:t>项目简要情况</w:t>
+            </w:r>
+          </w:p>
+        </w:tc>
+        <w:tc>
+          <w:tcPr>
+            <w:tcW w:type="dxa" w:w="4320"/>
+          </w:tcPr>
+          <w:p>
+            <w:pPr>
+              <w:spacing w:before="0" w:after="0"/>
+            </w:pPr>
+            <w:r>
+              <w:rPr>
+                <w:rFonts w:ascii="FangSong_GB2312" w:hAnsi="FangSong_GB2312" w:eastAsia="FangSong_GB2312"/>
+                <w:b w:val="0"/>
+                <w:sz w:val="21"/>
+              </w:rPr>
+              <w:t>主办方：{{ sponsor }}</w:t>
+              <w:br/>
+              <w:t>承办方：{{ organizer }}</w:t>
+              <w:br/>
+              <w:t>活动参与方：{{ participants }}</w:t>
+              <w:br/>
+              <w:t>活动时间：{{ activity_start }} 至 {{ activity_end }}</w:t>
+              <w:br/>
+              <w:t>活动地点：{{ activity_location }}</w:t>
+              <w:br/>
+              <w:t>室内/户外：{{ is_indoor }}    场所类型：{{ location_type }}</w:t>
+              <w:br/>
+              <w:t>活动内容：{{ activity_content }}</w:t>
+              <w:br/>
+              <w:t>预计参与人数规模：{{ crowd_scale }}</w:t>
+              <w:br/>
+              <w:t>工作人员：{{ staff_count }}    安保人员：{{ security_count }}</w:t>
+              <w:br/>
+              <w:t>门票销售：{{ has_tickets }}</w:t>
+              <w:br/>
+              <w:t>是否有媒体：{{ has_media }}{% if has_media == '是' %}    采录方式：{{ media_channel }}    媒体名称：{{ media_name }}（{{ media_type }}）{% endif %}</w:t>
+            </w:r>
+          </w:p>
+        </w:tc>
+      </w:tr>
+      <w:tr>
+        <w:tc>
+          <w:tcPr>
+            <w:tcW w:type="dxa" w:w="4320"/>
+          </w:tcPr>
+          <w:p>
+            <w:r>
+              <w:rPr>
+                <w:rFonts w:ascii="KaiTi_GB2312" w:hAnsi="KaiTi_GB2312" w:eastAsia="KaiTi_GB2312"/>
+                <w:b/>
+                <w:sz w:val="21"/>
+              </w:rPr>
+              <w:t>主要风险因素</w:t>
+            </w:r>
+          </w:p>
+        </w:tc>
+        <w:tc>
+          <w:tcPr>
+            <w:tcW w:type="dxa" w:w="4320"/>
+          </w:tcPr>
+          <w:p>
+            <w:pPr>
+              <w:spacing w:before="0" w:after="0"/>
+            </w:pPr>
+            <w:r>
+              <w:rPr>
+                <w:rFonts w:ascii="FangSong_GB2312" w:hAnsi="FangSong_GB2312" w:eastAsia="FangSong_GB2312"/>
+                <w:b w:val="0"/>
+                <w:sz w:val="21"/>
+              </w:rPr>
+              <w:t>{% for rf in risk_factors %}{{ loop.index }}. {{ rf }}</w:t>
+              <w:br/>
+              <w:t>{% endfor %}</w:t>
+            </w:r>
+          </w:p>
+        </w:tc>
+      </w:tr>
+      <w:tr>
+        <w:tc>
+          <w:tcPr>
+            <w:tcW w:type="dxa" w:w="4320"/>
+          </w:tcPr>
+          <w:p>
+            <w:r>
+              <w:rPr>
+                <w:rFonts w:ascii="KaiTi_GB2312" w:hAnsi="KaiTi_GB2312" w:eastAsia="KaiTi_GB2312"/>
+                <w:b/>
+                <w:sz w:val="21"/>
+              </w:rPr>
+              <w:t>防范化解措施</w:t>
+            </w:r>
+          </w:p>
+        </w:tc>
+        <w:tc>
+          <w:tcPr>
+            <w:tcW w:type="dxa" w:w="4320"/>
+          </w:tcPr>
+          <w:p>
+            <w:pPr>
+              <w:spacing w:before="0" w:after="0"/>
+            </w:pPr>
+            <w:r>
+              <w:rPr>
+                <w:rFonts w:ascii="FangSong_GB2312" w:hAnsi="FangSong_GB2312" w:eastAsia="FangSong_GB2312"/>
+                <w:b w:val="0"/>
+                <w:sz w:val="21"/>
+              </w:rPr>
+              <w:t>{% for mm in mitigation_measures %}{{ loop.index }}. {{ mm }}</w:t>
+              <w:br/>
+              <w:t>{% endfor %}</w:t>
+            </w:r>
+          </w:p>
+        </w:tc>
+      </w:tr>
+    </w:tbl>
+    <w:p>
+      <w:pPr>
+        <w:jc w:val="right"/>
+      </w:pPr>
+      <w:r>
+        <w:rPr>
+          <w:rFonts w:ascii="FangSong_GB2312" w:hAnsi="FangSong_GB2312" w:eastAsia="FangSong_GB2312"/>
+          <w:b w:val="0"/>
+          <w:sz w:val="21"/>
+        </w:rPr>
+        <w:t>评估主体负责人签字：</w:t>
       </w:r>
     </w:p>
     <w:p>
+      <w:pPr>
+        <w:jc w:val="right"/>
+      </w:pPr>
       <w:r>
-        <w:t>项目名称：{{ project_name }}</w:t>
+        <w:rPr>
+          <w:rFonts w:ascii="FangSong_GB2312" w:hAnsi="FangSong_GB2312" w:eastAsia="FangSong_GB2312"/>
+          <w:b w:val="0"/>
+          <w:sz w:val="21"/>
+        </w:rPr>
+        <w:t>{{ assessor_signature }}</w:t>
       </w:r>
     </w:p>
     <w:p>
+      <w:pPr>
+        <w:jc w:val="right"/>
+      </w:pPr>
       <w:r>
-        <w:t>活动类型：{{ activity_type }}</w:t>
+        <w:rPr>
+          <w:rFonts w:ascii="FangSong_GB2312" w:hAnsi="FangSong_GB2312" w:eastAsia="FangSong_GB2312"/>
+          <w:b w:val="0"/>
+          <w:sz w:val="21"/>
+        </w:rPr>
+        <w:t>安保负责人审核签字：</w:t>
       </w:r>
     </w:p>
     <w:p>
+      <w:pPr>
+        <w:jc w:val="right"/>
+      </w:pPr>
       <w:r>
-        <w:t>活动名称：{{ activity_name }}</w:t>
-      </w:r>
-    </w:p>
-    <w:p>
-      <w:r>
-        <w:t>主办方：{{ sponsor }}</w:t>
-      </w:r>
-    </w:p>
-    <w:p>
-      <w:r>
-        <w:t>承办方：{{ organizer }}</w:t>
-      </w:r>
-    </w:p>
-    <w:p>
-      <w:r>
-        <w:t>活动参与方：{{ participants }}</w:t>
-      </w:r>
-    </w:p>
-    <w:p>
-      <w:r>
-        <w:t>活动时间：{{ activity_start }} 至 {{ activity_end }}</w:t>
-      </w:r>
-    </w:p>
-    <w:p>
-      <w:r>
-        <w:t>活动地点：{{ activity_location }}（{{ is_indoor }}）</w:t>
-      </w:r>
-    </w:p>
-    <w:p>
-      <w:r>
-        <w:t>场所类型：{{ location_type }}</w:t>
-      </w:r>
-    </w:p>
-    <w:p>
-      <w:r>
-        <w:t>活动内容：{{ activity_content }}</w:t>
-      </w:r>
-    </w:p>
-    <w:p>
-      <w:r>
-        <w:t>活动规模：{{ crowd_scale }}人</w:t>
-      </w:r>
-    </w:p>
-    <w:p>
-      <w:r>
-        <w:t>工作人员：{{ staff_count }}人</w:t>
-      </w:r>
-    </w:p>
-    <w:p>
-      <w:r>
-        <w:t>安保人员：{{ security_count }}人</w:t>
-      </w:r>
-    </w:p>
-    <w:p>
-      <w:r>
-        <w:t>销售门票：{{ has_tickets }}</w:t>
-      </w:r>
-    </w:p>
-    <w:p>
-      <w:r>
-        <w:t>媒体直播：{{ has_media }}</w:t>
-      </w:r>
-    </w:p>
-    <w:p>
-      <w:r>
-        <w:t>{% if media_name %}媒体名称：{{ media_name }}（{{ media_type }}）{% endif %}</w:t>
-      </w:r>
-    </w:p>
-    <w:p/>
-    <w:p>
-      <w:r>
-        <w:t>主要风险因素：</w:t>
-      </w:r>
-    </w:p>
-    <w:p>
-      <w:r>
-        <w:t>{% for rf in risk_factors %}· {{ rf }}</w:t>
-        <w:br/>
-        <w:t>{% endfor %}</w:t>
-      </w:r>
-    </w:p>
-    <w:p/>
-    <w:p>
-      <w:r>
-        <w:t>防范化解措施：</w:t>
-      </w:r>
-    </w:p>
-    <w:p>
-      <w:r>
-        <w:t>{% for mm in mitigation_measures %}· {{ mm }}</w:t>
-        <w:br/>
-        <w:t>{% endfor %}</w:t>
-      </w:r>
-    </w:p>
-    <w:p/>
-    <w:p>
-      <w:r>
-        <w:t>联系人：{{ contact_person }}</w:t>
-      </w:r>
-    </w:p>
-    <w:p>
-      <w:r>
-        <w:t>联系电话：{{ contact_phone }}</w:t>
-      </w:r>
-    </w:p>
-    <w:p>
-      <w:r>
-        <w:t>评估主体负责人签字：{{ assessor_signature }}</w:t>
-      </w:r>
-    </w:p>
-    <w:p>
-      <w:r>
-        <w:t>安保负责人审核签名：{{ manager_signature }}</w:t>
+        <w:rPr>
+          <w:rFonts w:ascii="FangSong_GB2312" w:hAnsi="FangSong_GB2312" w:eastAsia="FangSong_GB2312"/>
+          <w:b w:val="0"/>
+          <w:sz w:val="21"/>
+        </w:rPr>
+        <w:t>{{ manager_signature }}</w:t>
       </w:r>
     </w:p>
     <w:sectPr>
@@ -520,6 +670,13 @@
     <w:name w:val="Normal"/>
     <w:qFormat/>
     <w:rsid w:val="00FC693F"/>
+    <w:pPr>
+      <w:spacing w:before="0" w:after="0"/>
+    </w:pPr>
+    <w:rPr>
+      <w:rFonts w:ascii="FangSong_GB2312" w:hAnsi="FangSong_GB2312"/>
+      <w:sz w:val="21"/>
+    </w:rPr>
   </w:style>
   <w:style w:type="paragraph" w:styleId="Header">
     <w:name w:val="header"/>
